--- a/src/main/resources/data/personalInfo.docx
+++ b/src/main/resources/data/personalInfo.docx
@@ -14,46 +14,21 @@
         </w:pBdr>
         <w:spacing w:before="100" w:beforeAutospacing="1" w:after="100" w:afterAutospacing="1"/>
         <w:ind w:left="720"/>
-        <w:rPr>
-          <w:rFonts w:ascii="SymbolMT" w:eastAsia="Times New Roman" w:hAnsi="SymbolMT"/>
-          <w:sz w:val="20"/>
-          <w:szCs w:val="20"/>
-          <w:bdr w:val="none" w:sz="0" w:space="0" w:color="auto"/>
-          <w:lang w:val="en-CA"/>
-        </w:rPr>
       </w:pPr>
       <w:r>
         <w:t>Client Name: ABC Corporation</w:t>
       </w:r>
       <w:r>
         <w:br/>
-        <w:t>Contract Duration: 12</w:t>
-      </w:r>
-      <w:r>
-        <w:t>-24</w:t>
-      </w:r>
-      <w:r>
-        <w:t xml:space="preserve"> months</w:t>
+        <w:t>Contract Duration: 12-24 months</w:t>
       </w:r>
       <w:r>
         <w:br/>
-        <w:t>Start Date: J</w:t>
-      </w:r>
-      <w:r>
-        <w:t>u</w:t>
-      </w:r>
-      <w:r>
-        <w:t>n 202</w:t>
-      </w:r>
-      <w:r>
-        <w:t>6</w:t>
+        <w:t>Start Date: Jun 2026</w:t>
       </w:r>
       <w:r>
         <w:br/>
-        <w:t>End Date: Dec 202</w:t>
-      </w:r>
-      <w:r>
-        <w:t>7</w:t>
+        <w:t>End Date: Dec 2027</w:t>
       </w:r>
       <w:r>
         <w:br/>
@@ -61,10 +36,14 @@
       </w:r>
       <w:r>
         <w:br/>
-        <w:t xml:space="preserve">Contact Person: </w:t>
+        <w:t>Contact Person: XYZ Nam</w:t>
       </w:r>
       <w:r>
-        <w:t>XYZ Name</w:t>
+        <w:t>e</w:t>
+      </w:r>
+      <w:r>
+        <w:br/>
+        <w:t>Address: Canada</w:t>
       </w:r>
     </w:p>
     <w:sectPr>
